--- a/projects/smart_fan_51/智能风扇_Proteus仿真接线文档_v2.docx
+++ b/projects/smart_fan_51/智能风扇_Proteus仿真接线文档_v2.docx
@@ -222,7 +222,7 @@
           <w:sz w:val="20"/>
           <w:szCs w:val="20"/>
         </w:rPr>
-        <w:t>6. 直流电机接线（L298 驱动）</w:t>
+        <w:t>6. 步进电机接线（ULN2003D 驱动）</w:t>
       </w:r>
     </w:p>
     <w:p>
@@ -333,7 +333,7 @@
           <w:sz w:val="20"/>
           <w:szCs w:val="20"/>
         </w:rPr>
-        <w:t>• 5 档风速调节（1 档微风 ~ 5 档强风），基于直流电机 PWM 调速</w:t>
+        <w:t>• 5 档风速调节（1 档微风 ~ 5 档强风），基于步进电机调速</w:t>
       </w:r>
     </w:p>
     <w:p>
@@ -751,18 +751,8 @@
             <w:vAlign w:val="center"/>
           </w:tcPr>
           <w:p>
-            <w:pPr>
-              <w:jc w:val="left"/>
-            </w:pPr>
-            <w:r>
-              <w:rPr>
-                <w:rFonts w:ascii="微软雅黑" w:cs="微软雅黑" w:eastAsia="微软雅黑" w:hAnsi="微软雅黑"/>
-                <w:b w:val="false"/>
-                <w:bCs w:val="false"/>
-                <w:sz w:val="20"/>
-                <w:szCs w:val="20"/>
-              </w:rPr>
-              <w:t xml:space="preserve">L298</w:t>
+            <w:r>
+              <w:t>ULN2003A</w:t>
             </w:r>
           </w:p>
         </w:tc>
@@ -791,18 +781,8 @@
             <w:vAlign w:val="center"/>
           </w:tcPr>
           <w:p>
-            <w:pPr>
-              <w:jc w:val="left"/>
-            </w:pPr>
-            <w:r>
-              <w:rPr>
-                <w:rFonts w:ascii="微软雅黑" w:cs="微软雅黑" w:eastAsia="微软雅黑" w:hAnsi="微软雅黑"/>
-                <w:b w:val="false"/>
-                <w:bCs w:val="false"/>
-                <w:sz w:val="20"/>
-                <w:szCs w:val="20"/>
-              </w:rPr>
-              <w:t xml:space="preserve">双 H 桥驱动芯片，驱动直流电机</w:t>
+            <w:r>
+              <w:t>Darlington 阵列驱动芯片，驱动步进电机</w:t>
             </w:r>
           </w:p>
         </w:tc>
@@ -818,7 +798,7 @@
         <w:tc>
           <w:p>
             <w:r>
-              <w:t>MOTOR（直流电机）</w:t>
+              <w:t>MOTOR-STEPPER（步进电机）</w:t>
             </w:r>
           </w:p>
         </w:tc>
@@ -832,7 +812,7 @@
         <w:tc>
           <w:p>
             <w:r>
-              <w:t>普通直流电机，两线制</w:t>
+              <w:t>步进电机（28BYJ-48 或类似），四相制</w:t>
             </w:r>
           </w:p>
         </w:tc>
@@ -1030,18 +1010,8 @@
             <w:vAlign w:val="center"/>
           </w:tcPr>
           <w:p>
-            <w:pPr>
-              <w:jc w:val="left"/>
-            </w:pPr>
-            <w:r>
-              <w:rPr>
-                <w:rFonts w:ascii="微软雅黑" w:cs="微软雅黑" w:eastAsia="微软雅黑" w:hAnsi="微软雅黑"/>
-                <w:b w:val="false"/>
-                <w:bCs w:val="false"/>
-                <w:sz w:val="20"/>
-                <w:szCs w:val="20"/>
-              </w:rPr>
-              <w:t xml:space="preserve">BUZZER（ACTIVE）</w:t>
+            <w:r>
+              <w:t>SPEAKER</w:t>
             </w:r>
           </w:p>
         </w:tc>
@@ -1070,18 +1040,8 @@
             <w:vAlign w:val="center"/>
           </w:tcPr>
           <w:p>
-            <w:pPr>
-              <w:jc w:val="left"/>
-            </w:pPr>
-            <w:r>
-              <w:rPr>
-                <w:rFonts w:ascii="微软雅黑" w:cs="微软雅黑" w:eastAsia="微软雅黑" w:hAnsi="微软雅黑"/>
-                <w:b w:val="false"/>
-                <w:bCs w:val="false"/>
-                <w:sz w:val="20"/>
-                <w:szCs w:val="20"/>
-              </w:rPr>
-              <w:t xml:space="preserve">有源蜂鸣器，操作提示音</w:t>
+            <w:r>
+              <w:t>无源蜂鸣器/喇叭，需 2kHz 方波驱动</w:t>
             </w:r>
           </w:p>
         </w:tc>
@@ -2660,38 +2620,18 @@
             <w:vAlign w:val="center"/>
           </w:tcPr>
           <w:p>
-            <w:pPr>
-              <w:jc w:val="left"/>
-            </w:pPr>
-            <w:r>
-              <w:rPr>
-                <w:rFonts w:ascii="微软雅黑" w:cs="微软雅黑" w:eastAsia="微软雅黑" w:hAnsi="微软雅黑"/>
-                <w:b w:val="false"/>
-                <w:bCs w:val="false"/>
-                <w:sz w:val="20"/>
-                <w:szCs w:val="20"/>
-              </w:rPr>
-              <w:t xml:space="preserve">L298.IN1</w:t>
-            </w:r>
-          </w:p>
-        </w:tc>
-        <w:tc>
-          <w:tcPr>
-            <w:vAlign w:val="center"/>
-          </w:tcPr>
-          <w:p>
-            <w:pPr>
-              <w:jc w:val="left"/>
-            </w:pPr>
-            <w:r>
-              <w:rPr>
-                <w:rFonts w:ascii="微软雅黑" w:cs="微软雅黑" w:eastAsia="微软雅黑" w:hAnsi="微软雅黑"/>
-                <w:b w:val="false"/>
-                <w:bCs w:val="false"/>
-                <w:sz w:val="20"/>
-                <w:szCs w:val="20"/>
-              </w:rPr>
-              <w:t xml:space="preserve">L298 IN1（电机正转控制）</w:t>
+            <w:r>
+              <w:t>ULN2003.IN1 → OUT1 → 步进电机 A 相</w:t>
+            </w:r>
+          </w:p>
+        </w:tc>
+        <w:tc>
+          <w:tcPr>
+            <w:vAlign w:val="center"/>
+          </w:tcPr>
+          <w:p>
+            <w:r>
+              <w:t>步进电机 A 相</w:t>
             </w:r>
           </w:p>
         </w:tc>
@@ -2743,38 +2683,18 @@
             <w:vAlign w:val="center"/>
           </w:tcPr>
           <w:p>
-            <w:pPr>
-              <w:jc w:val="left"/>
-            </w:pPr>
-            <w:r>
-              <w:rPr>
-                <w:rFonts w:ascii="微软雅黑" w:cs="微软雅黑" w:eastAsia="微软雅黑" w:hAnsi="微软雅黑"/>
-                <w:b w:val="false"/>
-                <w:bCs w:val="false"/>
-                <w:sz w:val="20"/>
-                <w:szCs w:val="20"/>
-              </w:rPr>
-              <w:t xml:space="preserve">L298.IN2</w:t>
-            </w:r>
-          </w:p>
-        </w:tc>
-        <w:tc>
-          <w:tcPr>
-            <w:vAlign w:val="center"/>
-          </w:tcPr>
-          <w:p>
-            <w:pPr>
-              <w:jc w:val="left"/>
-            </w:pPr>
-            <w:r>
-              <w:rPr>
-                <w:rFonts w:ascii="微软雅黑" w:cs="微软雅黑" w:eastAsia="微软雅黑" w:hAnsi="微软雅黑"/>
-                <w:b w:val="false"/>
-                <w:bCs w:val="false"/>
-                <w:sz w:val="20"/>
-                <w:szCs w:val="20"/>
-              </w:rPr>
-              <w:t xml:space="preserve">L298 IN2（电机反转/刹车控制）</w:t>
+            <w:r>
+              <w:t>ULN2003.IN2 → OUT2 → 步进电机 B 相</w:t>
+            </w:r>
+          </w:p>
+        </w:tc>
+        <w:tc>
+          <w:tcPr>
+            <w:vAlign w:val="center"/>
+          </w:tcPr>
+          <w:p>
+            <w:r>
+              <w:t>步进电机 B 相</w:t>
             </w:r>
           </w:p>
         </w:tc>
@@ -2826,38 +2746,18 @@
             <w:vAlign w:val="center"/>
           </w:tcPr>
           <w:p>
-            <w:pPr>
-              <w:jc w:val="left"/>
-            </w:pPr>
-            <w:r>
-              <w:rPr>
-                <w:rFonts w:ascii="微软雅黑" w:cs="微软雅黑" w:eastAsia="微软雅黑" w:hAnsi="微软雅黑"/>
-                <w:b w:val="false"/>
-                <w:bCs w:val="false"/>
-                <w:sz w:val="20"/>
-                <w:szCs w:val="20"/>
-              </w:rPr>
-              <w:t xml:space="preserve">悬空</w:t>
-            </w:r>
-          </w:p>
-        </w:tc>
-        <w:tc>
-          <w:tcPr>
-            <w:vAlign w:val="center"/>
-          </w:tcPr>
-          <w:p>
-            <w:pPr>
-              <w:jc w:val="left"/>
-            </w:pPr>
-            <w:r>
-              <w:rPr>
-                <w:rFonts w:ascii="微软雅黑" w:cs="微软雅黑" w:eastAsia="微软雅黑" w:hAnsi="微软雅黑"/>
-                <w:b w:val="false"/>
-                <w:bCs w:val="false"/>
-                <w:sz w:val="20"/>
-                <w:szCs w:val="20"/>
-              </w:rPr>
-              <w:t xml:space="preserve">（未使用）</w:t>
+            <w:r>
+              <w:t>ULN2003.IN3 → OUT3 → 步进电机 C 相</w:t>
+            </w:r>
+          </w:p>
+        </w:tc>
+        <w:tc>
+          <w:tcPr>
+            <w:vAlign w:val="center"/>
+          </w:tcPr>
+          <w:p>
+            <w:r>
+              <w:t>步进电机 C 相</w:t>
             </w:r>
           </w:p>
         </w:tc>
@@ -2909,38 +2809,18 @@
             <w:vAlign w:val="center"/>
           </w:tcPr>
           <w:p>
-            <w:pPr>
-              <w:jc w:val="left"/>
-            </w:pPr>
-            <w:r>
-              <w:rPr>
-                <w:rFonts w:ascii="微软雅黑" w:cs="微软雅黑" w:eastAsia="微软雅黑" w:hAnsi="微软雅黑"/>
-                <w:b w:val="false"/>
-                <w:bCs w:val="false"/>
-                <w:sz w:val="20"/>
-                <w:szCs w:val="20"/>
-              </w:rPr>
-              <w:t xml:space="preserve">悬空</w:t>
-            </w:r>
-          </w:p>
-        </w:tc>
-        <w:tc>
-          <w:tcPr>
-            <w:vAlign w:val="center"/>
-          </w:tcPr>
-          <w:p>
-            <w:pPr>
-              <w:jc w:val="left"/>
-            </w:pPr>
-            <w:r>
-              <w:rPr>
-                <w:rFonts w:ascii="微软雅黑" w:cs="微软雅黑" w:eastAsia="微软雅黑" w:hAnsi="微软雅黑"/>
-                <w:b w:val="false"/>
-                <w:bCs w:val="false"/>
-                <w:sz w:val="20"/>
-                <w:szCs w:val="20"/>
-              </w:rPr>
-              <w:t xml:space="preserve">（未使用）</w:t>
+            <w:r>
+              <w:t>ULN2003.IN4 → OUT4 → 步进电机 D 相</w:t>
+            </w:r>
+          </w:p>
+        </w:tc>
+        <w:tc>
+          <w:tcPr>
+            <w:vAlign w:val="center"/>
+          </w:tcPr>
+          <w:p>
+            <w:r>
+              <w:t>步进电机 D 相</w:t>
             </w:r>
           </w:p>
         </w:tc>
@@ -3407,6 +3287,69 @@
             <w:vAlign w:val="center"/>
           </w:tcPr>
           <w:p>
+            <w:r>
+              <w:t>D1(LED) — 220Ω→GND</w:t>
+            </w:r>
+          </w:p>
+        </w:tc>
+        <w:tc>
+          <w:tcPr>
+            <w:vAlign w:val="center"/>
+          </w:tcPr>
+          <w:p>
+            <w:r>
+              <w:t>电源指示灯（低电平亮）</w:t>
+            </w:r>
+          </w:p>
+        </w:tc>
+      </w:tr>
+      <w:tr>
+        <w:tc>
+          <w:tcPr>
+            <w:shd w:fill="D9E2F3" w:val="clear"/>
+            <w:vAlign w:val="center"/>
+          </w:tcPr>
+          <w:p>
+            <w:pPr>
+              <w:jc w:val="left"/>
+            </w:pPr>
+            <w:r>
+              <w:rPr>
+                <w:rFonts w:ascii="微软雅黑" w:cs="微软雅黑" w:eastAsia="微软雅黑" w:hAnsi="微软雅黑"/>
+                <w:b/>
+                <w:bCs/>
+                <w:sz w:val="20"/>
+                <w:szCs w:val="20"/>
+              </w:rPr>
+              <w:t xml:space="preserve">11</w:t>
+            </w:r>
+          </w:p>
+        </w:tc>
+        <w:tc>
+          <w:tcPr>
+            <w:vAlign w:val="center"/>
+          </w:tcPr>
+          <w:p>
+            <w:pPr>
+              <w:jc w:val="left"/>
+            </w:pPr>
+            <w:r>
+              <w:rPr>
+                <w:rFonts w:ascii="微软雅黑" w:cs="微软雅黑" w:eastAsia="微软雅黑" w:hAnsi="微软雅黑"/>
+                <w:b w:val="false"/>
+                <w:bCs w:val="false"/>
+                <w:sz w:val="20"/>
+                <w:szCs w:val="20"/>
+              </w:rPr>
+              <w:t xml:space="preserve">P3.1 (TXD)</w:t>
+            </w:r>
+          </w:p>
+        </w:tc>
+        <w:tc>
+          <w:tcPr>
+            <w:vAlign w:val="center"/>
+          </w:tcPr>
+          <w:p>
             <w:pPr>
               <w:jc w:val="left"/>
             </w:pPr>
@@ -3461,27 +3404,27 @@
                 <w:sz w:val="20"/>
                 <w:szCs w:val="20"/>
               </w:rPr>
-              <w:t xml:space="preserve">11</w:t>
-            </w:r>
-          </w:p>
-        </w:tc>
-        <w:tc>
-          <w:tcPr>
-            <w:vAlign w:val="center"/>
-          </w:tcPr>
-          <w:p>
-            <w:pPr>
-              <w:jc w:val="left"/>
-            </w:pPr>
-            <w:r>
-              <w:rPr>
-                <w:rFonts w:ascii="微软雅黑" w:cs="微软雅黑" w:eastAsia="微软雅黑" w:hAnsi="微软雅黑"/>
-                <w:b w:val="false"/>
-                <w:bCs w:val="false"/>
-                <w:sz w:val="20"/>
-                <w:szCs w:val="20"/>
-              </w:rPr>
-              <w:t xml:space="preserve">P3.1 (TXD)</w:t>
+              <w:t xml:space="preserve">12</w:t>
+            </w:r>
+          </w:p>
+        </w:tc>
+        <w:tc>
+          <w:tcPr>
+            <w:vAlign w:val="center"/>
+          </w:tcPr>
+          <w:p>
+            <w:pPr>
+              <w:jc w:val="left"/>
+            </w:pPr>
+            <w:r>
+              <w:rPr>
+                <w:rFonts w:ascii="微软雅黑" w:cs="微软雅黑" w:eastAsia="微软雅黑" w:hAnsi="微软雅黑"/>
+                <w:b w:val="false"/>
+                <w:bCs w:val="false"/>
+                <w:sz w:val="20"/>
+                <w:szCs w:val="20"/>
+              </w:rPr>
+              <w:t xml:space="preserve">P3.2 (INT0)</w:t>
             </w:r>
           </w:p>
         </w:tc>
@@ -3544,27 +3487,27 @@
                 <w:sz w:val="20"/>
                 <w:szCs w:val="20"/>
               </w:rPr>
-              <w:t xml:space="preserve">12</w:t>
-            </w:r>
-          </w:p>
-        </w:tc>
-        <w:tc>
-          <w:tcPr>
-            <w:vAlign w:val="center"/>
-          </w:tcPr>
-          <w:p>
-            <w:pPr>
-              <w:jc w:val="left"/>
-            </w:pPr>
-            <w:r>
-              <w:rPr>
-                <w:rFonts w:ascii="微软雅黑" w:cs="微软雅黑" w:eastAsia="微软雅黑" w:hAnsi="微软雅黑"/>
-                <w:b w:val="false"/>
-                <w:bCs w:val="false"/>
-                <w:sz w:val="20"/>
-                <w:szCs w:val="20"/>
-              </w:rPr>
-              <w:t xml:space="preserve">P3.2 (INT0)</w:t>
+              <w:t xml:space="preserve">13</w:t>
+            </w:r>
+          </w:p>
+        </w:tc>
+        <w:tc>
+          <w:tcPr>
+            <w:vAlign w:val="center"/>
+          </w:tcPr>
+          <w:p>
+            <w:pPr>
+              <w:jc w:val="left"/>
+            </w:pPr>
+            <w:r>
+              <w:rPr>
+                <w:rFonts w:ascii="微软雅黑" w:cs="微软雅黑" w:eastAsia="微软雅黑" w:hAnsi="微软雅黑"/>
+                <w:b w:val="false"/>
+                <w:bCs w:val="false"/>
+                <w:sz w:val="20"/>
+                <w:szCs w:val="20"/>
+              </w:rPr>
+              <w:t xml:space="preserve">P3.3 (INT1)</w:t>
             </w:r>
           </w:p>
         </w:tc>
@@ -3627,27 +3570,27 @@
                 <w:sz w:val="20"/>
                 <w:szCs w:val="20"/>
               </w:rPr>
-              <w:t xml:space="preserve">13</w:t>
-            </w:r>
-          </w:p>
-        </w:tc>
-        <w:tc>
-          <w:tcPr>
-            <w:vAlign w:val="center"/>
-          </w:tcPr>
-          <w:p>
-            <w:pPr>
-              <w:jc w:val="left"/>
-            </w:pPr>
-            <w:r>
-              <w:rPr>
-                <w:rFonts w:ascii="微软雅黑" w:cs="微软雅黑" w:eastAsia="微软雅黑" w:hAnsi="微软雅黑"/>
-                <w:b w:val="false"/>
-                <w:bCs w:val="false"/>
-                <w:sz w:val="20"/>
-                <w:szCs w:val="20"/>
-              </w:rPr>
-              <w:t xml:space="preserve">P3.3 (INT1)</w:t>
+              <w:t xml:space="preserve">14</w:t>
+            </w:r>
+          </w:p>
+        </w:tc>
+        <w:tc>
+          <w:tcPr>
+            <w:vAlign w:val="center"/>
+          </w:tcPr>
+          <w:p>
+            <w:pPr>
+              <w:jc w:val="left"/>
+            </w:pPr>
+            <w:r>
+              <w:rPr>
+                <w:rFonts w:ascii="微软雅黑" w:cs="微软雅黑" w:eastAsia="微软雅黑" w:hAnsi="微软雅黑"/>
+                <w:b w:val="false"/>
+                <w:bCs w:val="false"/>
+                <w:sz w:val="20"/>
+                <w:szCs w:val="20"/>
+              </w:rPr>
+              <w:t xml:space="preserve">P3.4 (T0)</w:t>
             </w:r>
           </w:p>
         </w:tc>
@@ -3687,50 +3630,50 @@
                 <w:sz w:val="20"/>
                 <w:szCs w:val="20"/>
               </w:rPr>
-              <w:t xml:space="preserve">（P3口未使用）</w:t>
-            </w:r>
-          </w:p>
-        </w:tc>
-      </w:tr>
-      <w:tr>
-        <w:tc>
-          <w:tcPr>
-            <w:shd w:fill="D9E2F3" w:val="clear"/>
-            <w:vAlign w:val="center"/>
-          </w:tcPr>
-          <w:p>
-            <w:pPr>
-              <w:jc w:val="left"/>
-            </w:pPr>
-            <w:r>
-              <w:rPr>
-                <w:rFonts w:ascii="微软雅黑" w:cs="微软雅黑" w:eastAsia="微软雅黑" w:hAnsi="微软雅黑"/>
-                <w:b/>
-                <w:bCs/>
-                <w:sz w:val="20"/>
-                <w:szCs w:val="20"/>
-              </w:rPr>
-              <w:t xml:space="preserve">14</w:t>
-            </w:r>
-          </w:p>
-        </w:tc>
-        <w:tc>
-          <w:tcPr>
-            <w:vAlign w:val="center"/>
-          </w:tcPr>
-          <w:p>
-            <w:pPr>
-              <w:jc w:val="left"/>
-            </w:pPr>
-            <w:r>
-              <w:rPr>
-                <w:rFonts w:ascii="微软雅黑" w:cs="微软雅黑" w:eastAsia="微软雅黑" w:hAnsi="微软雅黑"/>
-                <w:b w:val="false"/>
-                <w:bCs w:val="false"/>
-                <w:sz w:val="20"/>
-                <w:szCs w:val="20"/>
-              </w:rPr>
-              <w:t xml:space="preserve">P3.4 (T0)</w:t>
+              <w:t xml:space="preserve"/>
+            </w:r>
+          </w:p>
+        </w:tc>
+      </w:tr>
+      <w:tr>
+        <w:tc>
+          <w:tcPr>
+            <w:shd w:fill="D9E2F3" w:val="clear"/>
+            <w:vAlign w:val="center"/>
+          </w:tcPr>
+          <w:p>
+            <w:pPr>
+              <w:jc w:val="left"/>
+            </w:pPr>
+            <w:r>
+              <w:rPr>
+                <w:rFonts w:ascii="微软雅黑" w:cs="微软雅黑" w:eastAsia="微软雅黑" w:hAnsi="微软雅黑"/>
+                <w:b/>
+                <w:bCs/>
+                <w:sz w:val="20"/>
+                <w:szCs w:val="20"/>
+              </w:rPr>
+              <w:t xml:space="preserve">15</w:t>
+            </w:r>
+          </w:p>
+        </w:tc>
+        <w:tc>
+          <w:tcPr>
+            <w:vAlign w:val="center"/>
+          </w:tcPr>
+          <w:p>
+            <w:pPr>
+              <w:jc w:val="left"/>
+            </w:pPr>
+            <w:r>
+              <w:rPr>
+                <w:rFonts w:ascii="微软雅黑" w:cs="微软雅黑" w:eastAsia="微软雅黑" w:hAnsi="微软雅黑"/>
+                <w:b w:val="false"/>
+                <w:bCs w:val="false"/>
+                <w:sz w:val="20"/>
+                <w:szCs w:val="20"/>
+              </w:rPr>
+              <w:t xml:space="preserve">P3.5 (T1)</w:t>
             </w:r>
           </w:p>
         </w:tc>
@@ -3793,27 +3736,27 @@
                 <w:sz w:val="20"/>
                 <w:szCs w:val="20"/>
               </w:rPr>
-              <w:t xml:space="preserve">15</w:t>
-            </w:r>
-          </w:p>
-        </w:tc>
-        <w:tc>
-          <w:tcPr>
-            <w:vAlign w:val="center"/>
-          </w:tcPr>
-          <w:p>
-            <w:pPr>
-              <w:jc w:val="left"/>
-            </w:pPr>
-            <w:r>
-              <w:rPr>
-                <w:rFonts w:ascii="微软雅黑" w:cs="微软雅黑" w:eastAsia="微软雅黑" w:hAnsi="微软雅黑"/>
-                <w:b w:val="false"/>
-                <w:bCs w:val="false"/>
-                <w:sz w:val="20"/>
-                <w:szCs w:val="20"/>
-              </w:rPr>
-              <w:t xml:space="preserve">P3.5 (T1)</w:t>
+              <w:t xml:space="preserve">16</w:t>
+            </w:r>
+          </w:p>
+        </w:tc>
+        <w:tc>
+          <w:tcPr>
+            <w:vAlign w:val="center"/>
+          </w:tcPr>
+          <w:p>
+            <w:pPr>
+              <w:jc w:val="left"/>
+            </w:pPr>
+            <w:r>
+              <w:rPr>
+                <w:rFonts w:ascii="微软雅黑" w:cs="微软雅黑" w:eastAsia="微软雅黑" w:hAnsi="微软雅黑"/>
+                <w:b w:val="false"/>
+                <w:bCs w:val="false"/>
+                <w:sz w:val="20"/>
+                <w:szCs w:val="20"/>
+              </w:rPr>
+              <w:t xml:space="preserve">P3.6 (WR)</w:t>
             </w:r>
           </w:p>
         </w:tc>
@@ -3876,27 +3819,27 @@
                 <w:sz w:val="20"/>
                 <w:szCs w:val="20"/>
               </w:rPr>
-              <w:t xml:space="preserve">16</w:t>
-            </w:r>
-          </w:p>
-        </w:tc>
-        <w:tc>
-          <w:tcPr>
-            <w:vAlign w:val="center"/>
-          </w:tcPr>
-          <w:p>
-            <w:pPr>
-              <w:jc w:val="left"/>
-            </w:pPr>
-            <w:r>
-              <w:rPr>
-                <w:rFonts w:ascii="微软雅黑" w:cs="微软雅黑" w:eastAsia="微软雅黑" w:hAnsi="微软雅黑"/>
-                <w:b w:val="false"/>
-                <w:bCs w:val="false"/>
-                <w:sz w:val="20"/>
-                <w:szCs w:val="20"/>
-              </w:rPr>
-              <w:t xml:space="preserve">P3.6 (WR)</w:t>
+              <w:t xml:space="preserve">17</w:t>
+            </w:r>
+          </w:p>
+        </w:tc>
+        <w:tc>
+          <w:tcPr>
+            <w:vAlign w:val="center"/>
+          </w:tcPr>
+          <w:p>
+            <w:pPr>
+              <w:jc w:val="left"/>
+            </w:pPr>
+            <w:r>
+              <w:rPr>
+                <w:rFonts w:ascii="微软雅黑" w:cs="微软雅黑" w:eastAsia="微软雅黑" w:hAnsi="微软雅黑"/>
+                <w:b w:val="false"/>
+                <w:bCs w:val="false"/>
+                <w:sz w:val="20"/>
+                <w:szCs w:val="20"/>
+              </w:rPr>
+              <w:t xml:space="preserve">P3.7 (RD)</w:t>
             </w:r>
           </w:p>
         </w:tc>
@@ -3959,27 +3902,422 @@
                 <w:sz w:val="20"/>
                 <w:szCs w:val="20"/>
               </w:rPr>
-              <w:t xml:space="preserve">17</w:t>
-            </w:r>
-          </w:p>
-        </w:tc>
-        <w:tc>
-          <w:tcPr>
-            <w:vAlign w:val="center"/>
-          </w:tcPr>
-          <w:p>
-            <w:pPr>
-              <w:jc w:val="left"/>
-            </w:pPr>
-            <w:r>
-              <w:rPr>
-                <w:rFonts w:ascii="微软雅黑" w:cs="微软雅黑" w:eastAsia="微软雅黑" w:hAnsi="微软雅黑"/>
-                <w:b w:val="false"/>
-                <w:bCs w:val="false"/>
-                <w:sz w:val="20"/>
-                <w:szCs w:val="20"/>
-              </w:rPr>
-              <w:t xml:space="preserve">P3.7 (RD)</w:t>
+              <w:t xml:space="preserve">18</w:t>
+            </w:r>
+          </w:p>
+        </w:tc>
+        <w:tc>
+          <w:tcPr>
+            <w:vAlign w:val="center"/>
+          </w:tcPr>
+          <w:p>
+            <w:pPr>
+              <w:jc w:val="left"/>
+            </w:pPr>
+            <w:r>
+              <w:rPr>
+                <w:rFonts w:ascii="微软雅黑" w:cs="微软雅黑" w:eastAsia="微软雅黑" w:hAnsi="微软雅黑"/>
+                <w:b w:val="false"/>
+                <w:bCs w:val="false"/>
+                <w:sz w:val="20"/>
+                <w:szCs w:val="20"/>
+              </w:rPr>
+              <w:t xml:space="preserve">XTAL2</w:t>
+            </w:r>
+          </w:p>
+        </w:tc>
+        <w:tc>
+          <w:tcPr>
+            <w:vAlign w:val="center"/>
+          </w:tcPr>
+          <w:p>
+            <w:pPr>
+              <w:jc w:val="left"/>
+            </w:pPr>
+            <w:r>
+              <w:rPr>
+                <w:rFonts w:ascii="微软雅黑" w:cs="微软雅黑" w:eastAsia="微软雅黑" w:hAnsi="微软雅黑"/>
+                <w:b w:val="false"/>
+                <w:bCs w:val="false"/>
+                <w:sz w:val="20"/>
+                <w:szCs w:val="20"/>
+              </w:rPr>
+              <w:t xml:space="preserve">11.0592MHz 晶振 + 30pF→GND</w:t>
+            </w:r>
+          </w:p>
+        </w:tc>
+        <w:tc>
+          <w:tcPr>
+            <w:vAlign w:val="center"/>
+          </w:tcPr>
+          <w:p>
+            <w:pPr>
+              <w:jc w:val="left"/>
+            </w:pPr>
+            <w:r>
+              <w:rPr>
+                <w:rFonts w:ascii="微软雅黑" w:cs="微软雅黑" w:eastAsia="微软雅黑" w:hAnsi="微软雅黑"/>
+                <w:b w:val="false"/>
+                <w:bCs w:val="false"/>
+                <w:sz w:val="20"/>
+                <w:szCs w:val="20"/>
+              </w:rPr>
+              <w:t xml:space="preserve">晶振输出</w:t>
+            </w:r>
+          </w:p>
+        </w:tc>
+      </w:tr>
+      <w:tr>
+        <w:tc>
+          <w:tcPr>
+            <w:shd w:fill="D9E2F3" w:val="clear"/>
+            <w:vAlign w:val="center"/>
+          </w:tcPr>
+          <w:p>
+            <w:pPr>
+              <w:jc w:val="left"/>
+            </w:pPr>
+            <w:r>
+              <w:rPr>
+                <w:rFonts w:ascii="微软雅黑" w:cs="微软雅黑" w:eastAsia="微软雅黑" w:hAnsi="微软雅黑"/>
+                <w:b/>
+                <w:bCs/>
+                <w:sz w:val="20"/>
+                <w:szCs w:val="20"/>
+              </w:rPr>
+              <w:t xml:space="preserve">19</w:t>
+            </w:r>
+          </w:p>
+        </w:tc>
+        <w:tc>
+          <w:tcPr>
+            <w:vAlign w:val="center"/>
+          </w:tcPr>
+          <w:p>
+            <w:pPr>
+              <w:jc w:val="left"/>
+            </w:pPr>
+            <w:r>
+              <w:rPr>
+                <w:rFonts w:ascii="微软雅黑" w:cs="微软雅黑" w:eastAsia="微软雅黑" w:hAnsi="微软雅黑"/>
+                <w:b w:val="false"/>
+                <w:bCs w:val="false"/>
+                <w:sz w:val="20"/>
+                <w:szCs w:val="20"/>
+              </w:rPr>
+              <w:t xml:space="preserve">XTAL1</w:t>
+            </w:r>
+          </w:p>
+        </w:tc>
+        <w:tc>
+          <w:tcPr>
+            <w:vAlign w:val="center"/>
+          </w:tcPr>
+          <w:p>
+            <w:pPr>
+              <w:jc w:val="left"/>
+            </w:pPr>
+            <w:r>
+              <w:rPr>
+                <w:rFonts w:ascii="微软雅黑" w:cs="微软雅黑" w:eastAsia="微软雅黑" w:hAnsi="微软雅黑"/>
+                <w:b w:val="false"/>
+                <w:bCs w:val="false"/>
+                <w:sz w:val="20"/>
+                <w:szCs w:val="20"/>
+              </w:rPr>
+              <w:t xml:space="preserve">11.0592MHz 晶振 + 30pF→GND</w:t>
+            </w:r>
+          </w:p>
+        </w:tc>
+        <w:tc>
+          <w:tcPr>
+            <w:vAlign w:val="center"/>
+          </w:tcPr>
+          <w:p>
+            <w:pPr>
+              <w:jc w:val="left"/>
+            </w:pPr>
+            <w:r>
+              <w:rPr>
+                <w:rFonts w:ascii="微软雅黑" w:cs="微软雅黑" w:eastAsia="微软雅黑" w:hAnsi="微软雅黑"/>
+                <w:b w:val="false"/>
+                <w:bCs w:val="false"/>
+                <w:sz w:val="20"/>
+                <w:szCs w:val="20"/>
+              </w:rPr>
+              <w:t xml:space="preserve">晶振输入</w:t>
+            </w:r>
+          </w:p>
+        </w:tc>
+      </w:tr>
+      <w:tr>
+        <w:tc>
+          <w:tcPr>
+            <w:shd w:fill="D9E2F3" w:val="clear"/>
+            <w:vAlign w:val="center"/>
+          </w:tcPr>
+          <w:p>
+            <w:pPr>
+              <w:jc w:val="left"/>
+            </w:pPr>
+            <w:r>
+              <w:rPr>
+                <w:rFonts w:ascii="微软雅黑" w:cs="微软雅黑" w:eastAsia="微软雅黑" w:hAnsi="微软雅黑"/>
+                <w:b/>
+                <w:bCs/>
+                <w:sz w:val="20"/>
+                <w:szCs w:val="20"/>
+              </w:rPr>
+              <w:t xml:space="preserve">20</w:t>
+            </w:r>
+          </w:p>
+        </w:tc>
+        <w:tc>
+          <w:tcPr>
+            <w:vAlign w:val="center"/>
+          </w:tcPr>
+          <w:p>
+            <w:pPr>
+              <w:jc w:val="left"/>
+            </w:pPr>
+            <w:r>
+              <w:rPr>
+                <w:rFonts w:ascii="微软雅黑" w:cs="微软雅黑" w:eastAsia="微软雅黑" w:hAnsi="微软雅黑"/>
+                <w:b w:val="false"/>
+                <w:bCs w:val="false"/>
+                <w:sz w:val="20"/>
+                <w:szCs w:val="20"/>
+              </w:rPr>
+              <w:t xml:space="preserve">GND</w:t>
+            </w:r>
+          </w:p>
+        </w:tc>
+        <w:tc>
+          <w:tcPr>
+            <w:vAlign w:val="center"/>
+          </w:tcPr>
+          <w:p>
+            <w:pPr>
+              <w:jc w:val="left"/>
+            </w:pPr>
+            <w:r>
+              <w:rPr>
+                <w:rFonts w:ascii="微软雅黑" w:cs="微软雅黑" w:eastAsia="微软雅黑" w:hAnsi="微软雅黑"/>
+                <w:b w:val="false"/>
+                <w:bCs w:val="false"/>
+                <w:sz w:val="20"/>
+                <w:szCs w:val="20"/>
+              </w:rPr>
+              <w:t xml:space="preserve">GND</w:t>
+            </w:r>
+          </w:p>
+        </w:tc>
+        <w:tc>
+          <w:tcPr>
+            <w:vAlign w:val="center"/>
+          </w:tcPr>
+          <w:p>
+            <w:pPr>
+              <w:jc w:val="left"/>
+            </w:pPr>
+            <w:r>
+              <w:rPr>
+                <w:rFonts w:ascii="微软雅黑" w:cs="微软雅黑" w:eastAsia="微软雅黑" w:hAnsi="微软雅黑"/>
+                <w:b w:val="false"/>
+                <w:bCs w:val="false"/>
+                <w:sz w:val="20"/>
+                <w:szCs w:val="20"/>
+              </w:rPr>
+              <w:t xml:space="preserve">地</w:t>
+            </w:r>
+          </w:p>
+        </w:tc>
+      </w:tr>
+      <w:tr>
+        <w:tc>
+          <w:tcPr>
+            <w:shd w:fill="D9E2F3" w:val="clear"/>
+            <w:vAlign w:val="center"/>
+          </w:tcPr>
+          <w:p>
+            <w:pPr>
+              <w:jc w:val="left"/>
+            </w:pPr>
+            <w:r>
+              <w:rPr>
+                <w:rFonts w:ascii="微软雅黑" w:cs="微软雅黑" w:eastAsia="微软雅黑" w:hAnsi="微软雅黑"/>
+                <w:b/>
+                <w:bCs/>
+                <w:sz w:val="20"/>
+                <w:szCs w:val="20"/>
+              </w:rPr>
+              <w:t xml:space="preserve">21</w:t>
+            </w:r>
+          </w:p>
+        </w:tc>
+        <w:tc>
+          <w:tcPr>
+            <w:vAlign w:val="center"/>
+          </w:tcPr>
+          <w:p>
+            <w:pPr>
+              <w:jc w:val="left"/>
+            </w:pPr>
+            <w:r>
+              <w:rPr>
+                <w:rFonts w:ascii="微软雅黑" w:cs="微软雅黑" w:eastAsia="微软雅黑" w:hAnsi="微软雅黑"/>
+                <w:b w:val="false"/>
+                <w:bCs w:val="false"/>
+                <w:sz w:val="20"/>
+                <w:szCs w:val="20"/>
+              </w:rPr>
+              <w:t xml:space="preserve">P2.0 (A8)</w:t>
+            </w:r>
+          </w:p>
+        </w:tc>
+        <w:tc>
+          <w:tcPr>
+            <w:vAlign w:val="center"/>
+          </w:tcPr>
+          <w:p>
+            <w:r>
+              <w:t>不接（悬空）</w:t>
+            </w:r>
+          </w:p>
+        </w:tc>
+        <w:tc>
+          <w:tcPr>
+            <w:vAlign w:val="center"/>
+          </w:tcPr>
+          <w:p>
+            <w:r>
+              <w:t>（ULN2003D 驱动，P2.0 不再使用）</w:t>
+            </w:r>
+          </w:p>
+        </w:tc>
+      </w:tr>
+      <w:tr>
+        <w:tc>
+          <w:tcPr>
+            <w:shd w:fill="D9E2F3" w:val="clear"/>
+            <w:vAlign w:val="center"/>
+          </w:tcPr>
+          <w:p>
+            <w:pPr>
+              <w:jc w:val="left"/>
+            </w:pPr>
+            <w:r>
+              <w:rPr>
+                <w:rFonts w:ascii="微软雅黑" w:cs="微软雅黑" w:eastAsia="微软雅黑" w:hAnsi="微软雅黑"/>
+                <w:b/>
+                <w:bCs/>
+                <w:sz w:val="20"/>
+                <w:szCs w:val="20"/>
+              </w:rPr>
+              <w:t xml:space="preserve">22</w:t>
+            </w:r>
+          </w:p>
+        </w:tc>
+        <w:tc>
+          <w:tcPr>
+            <w:vAlign w:val="center"/>
+          </w:tcPr>
+          <w:p>
+            <w:pPr>
+              <w:jc w:val="left"/>
+            </w:pPr>
+            <w:r>
+              <w:rPr>
+                <w:rFonts w:ascii="微软雅黑" w:cs="微软雅黑" w:eastAsia="微软雅黑" w:hAnsi="微软雅黑"/>
+                <w:b w:val="false"/>
+                <w:bCs w:val="false"/>
+                <w:sz w:val="20"/>
+                <w:szCs w:val="20"/>
+              </w:rPr>
+              <w:t xml:space="preserve">P2.1 (A9)</w:t>
+            </w:r>
+          </w:p>
+        </w:tc>
+        <w:tc>
+          <w:tcPr>
+            <w:vAlign w:val="center"/>
+          </w:tcPr>
+          <w:p>
+            <w:pPr>
+              <w:jc w:val="left"/>
+            </w:pPr>
+            <w:r>
+              <w:rPr>
+                <w:rFonts w:ascii="微软雅黑" w:cs="微软雅黑" w:eastAsia="微软雅黑" w:hAnsi="微软雅黑"/>
+                <w:b w:val="false"/>
+                <w:bCs w:val="false"/>
+                <w:sz w:val="20"/>
+                <w:szCs w:val="20"/>
+              </w:rPr>
+              <w:t xml:space="preserve">D2(LED) — 220Ω→GND</w:t>
+            </w:r>
+          </w:p>
+        </w:tc>
+        <w:tc>
+          <w:tcPr>
+            <w:vAlign w:val="center"/>
+          </w:tcPr>
+          <w:p>
+            <w:pPr>
+              <w:jc w:val="left"/>
+            </w:pPr>
+            <w:r>
+              <w:rPr>
+                <w:rFonts w:ascii="微软雅黑" w:cs="微软雅黑" w:eastAsia="微软雅黑" w:hAnsi="微软雅黑"/>
+                <w:b w:val="false"/>
+                <w:bCs w:val="false"/>
+                <w:sz w:val="20"/>
+                <w:szCs w:val="20"/>
+              </w:rPr>
+              <w:t xml:space="preserve">模式指示灯（低电平亮）</w:t>
+            </w:r>
+          </w:p>
+        </w:tc>
+      </w:tr>
+      <w:tr>
+        <w:tc>
+          <w:tcPr>
+            <w:shd w:fill="D9E2F3" w:val="clear"/>
+            <w:vAlign w:val="center"/>
+          </w:tcPr>
+          <w:p>
+            <w:pPr>
+              <w:jc w:val="left"/>
+            </w:pPr>
+            <w:r>
+              <w:rPr>
+                <w:rFonts w:ascii="微软雅黑" w:cs="微软雅黑" w:eastAsia="微软雅黑" w:hAnsi="微软雅黑"/>
+                <w:b/>
+                <w:bCs/>
+                <w:sz w:val="20"/>
+                <w:szCs w:val="20"/>
+              </w:rPr>
+              <w:t xml:space="preserve">23</w:t>
+            </w:r>
+          </w:p>
+        </w:tc>
+        <w:tc>
+          <w:tcPr>
+            <w:vAlign w:val="center"/>
+          </w:tcPr>
+          <w:p>
+            <w:pPr>
+              <w:jc w:val="left"/>
+            </w:pPr>
+            <w:r>
+              <w:rPr>
+                <w:rFonts w:ascii="微软雅黑" w:cs="微软雅黑" w:eastAsia="微软雅黑" w:hAnsi="微软雅黑"/>
+                <w:b w:val="false"/>
+                <w:bCs w:val="false"/>
+                <w:sz w:val="20"/>
+                <w:szCs w:val="20"/>
+              </w:rPr>
+              <w:t xml:space="preserve">P2.2 (A10)</w:t>
             </w:r>
           </w:p>
         </w:tc>
@@ -4042,442 +4380,27 @@
                 <w:sz w:val="20"/>
                 <w:szCs w:val="20"/>
               </w:rPr>
-              <w:t xml:space="preserve">18</w:t>
-            </w:r>
-          </w:p>
-        </w:tc>
-        <w:tc>
-          <w:tcPr>
-            <w:vAlign w:val="center"/>
-          </w:tcPr>
-          <w:p>
-            <w:pPr>
-              <w:jc w:val="left"/>
-            </w:pPr>
-            <w:r>
-              <w:rPr>
-                <w:rFonts w:ascii="微软雅黑" w:cs="微软雅黑" w:eastAsia="微软雅黑" w:hAnsi="微软雅黑"/>
-                <w:b w:val="false"/>
-                <w:bCs w:val="false"/>
-                <w:sz w:val="20"/>
-                <w:szCs w:val="20"/>
-              </w:rPr>
-              <w:t xml:space="preserve">XTAL2</w:t>
-            </w:r>
-          </w:p>
-        </w:tc>
-        <w:tc>
-          <w:tcPr>
-            <w:vAlign w:val="center"/>
-          </w:tcPr>
-          <w:p>
-            <w:pPr>
-              <w:jc w:val="left"/>
-            </w:pPr>
-            <w:r>
-              <w:rPr>
-                <w:rFonts w:ascii="微软雅黑" w:cs="微软雅黑" w:eastAsia="微软雅黑" w:hAnsi="微软雅黑"/>
-                <w:b w:val="false"/>
-                <w:bCs w:val="false"/>
-                <w:sz w:val="20"/>
-                <w:szCs w:val="20"/>
-              </w:rPr>
-              <w:t xml:space="preserve">11.0592MHz 晶振 + 30pF→GND</w:t>
-            </w:r>
-          </w:p>
-        </w:tc>
-        <w:tc>
-          <w:tcPr>
-            <w:vAlign w:val="center"/>
-          </w:tcPr>
-          <w:p>
-            <w:pPr>
-              <w:jc w:val="left"/>
-            </w:pPr>
-            <w:r>
-              <w:rPr>
-                <w:rFonts w:ascii="微软雅黑" w:cs="微软雅黑" w:eastAsia="微软雅黑" w:hAnsi="微软雅黑"/>
-                <w:b w:val="false"/>
-                <w:bCs w:val="false"/>
-                <w:sz w:val="20"/>
-                <w:szCs w:val="20"/>
-              </w:rPr>
-              <w:t xml:space="preserve">晶振输出</w:t>
-            </w:r>
-          </w:p>
-        </w:tc>
-      </w:tr>
-      <w:tr>
-        <w:tc>
-          <w:tcPr>
-            <w:shd w:fill="D9E2F3" w:val="clear"/>
-            <w:vAlign w:val="center"/>
-          </w:tcPr>
-          <w:p>
-            <w:pPr>
-              <w:jc w:val="left"/>
-            </w:pPr>
-            <w:r>
-              <w:rPr>
-                <w:rFonts w:ascii="微软雅黑" w:cs="微软雅黑" w:eastAsia="微软雅黑" w:hAnsi="微软雅黑"/>
-                <w:b/>
-                <w:bCs/>
-                <w:sz w:val="20"/>
-                <w:szCs w:val="20"/>
-              </w:rPr>
-              <w:t xml:space="preserve">19</w:t>
-            </w:r>
-          </w:p>
-        </w:tc>
-        <w:tc>
-          <w:tcPr>
-            <w:vAlign w:val="center"/>
-          </w:tcPr>
-          <w:p>
-            <w:pPr>
-              <w:jc w:val="left"/>
-            </w:pPr>
-            <w:r>
-              <w:rPr>
-                <w:rFonts w:ascii="微软雅黑" w:cs="微软雅黑" w:eastAsia="微软雅黑" w:hAnsi="微软雅黑"/>
-                <w:b w:val="false"/>
-                <w:bCs w:val="false"/>
-                <w:sz w:val="20"/>
-                <w:szCs w:val="20"/>
-              </w:rPr>
-              <w:t xml:space="preserve">XTAL1</w:t>
-            </w:r>
-          </w:p>
-        </w:tc>
-        <w:tc>
-          <w:tcPr>
-            <w:vAlign w:val="center"/>
-          </w:tcPr>
-          <w:p>
-            <w:pPr>
-              <w:jc w:val="left"/>
-            </w:pPr>
-            <w:r>
-              <w:rPr>
-                <w:rFonts w:ascii="微软雅黑" w:cs="微软雅黑" w:eastAsia="微软雅黑" w:hAnsi="微软雅黑"/>
-                <w:b w:val="false"/>
-                <w:bCs w:val="false"/>
-                <w:sz w:val="20"/>
-                <w:szCs w:val="20"/>
-              </w:rPr>
-              <w:t xml:space="preserve">11.0592MHz 晶振 + 30pF→GND</w:t>
-            </w:r>
-          </w:p>
-        </w:tc>
-        <w:tc>
-          <w:tcPr>
-            <w:vAlign w:val="center"/>
-          </w:tcPr>
-          <w:p>
-            <w:pPr>
-              <w:jc w:val="left"/>
-            </w:pPr>
-            <w:r>
-              <w:rPr>
-                <w:rFonts w:ascii="微软雅黑" w:cs="微软雅黑" w:eastAsia="微软雅黑" w:hAnsi="微软雅黑"/>
-                <w:b w:val="false"/>
-                <w:bCs w:val="false"/>
-                <w:sz w:val="20"/>
-                <w:szCs w:val="20"/>
-              </w:rPr>
-              <w:t xml:space="preserve">晶振输入</w:t>
-            </w:r>
-          </w:p>
-        </w:tc>
-      </w:tr>
-      <w:tr>
-        <w:tc>
-          <w:tcPr>
-            <w:shd w:fill="D9E2F3" w:val="clear"/>
-            <w:vAlign w:val="center"/>
-          </w:tcPr>
-          <w:p>
-            <w:pPr>
-              <w:jc w:val="left"/>
-            </w:pPr>
-            <w:r>
-              <w:rPr>
-                <w:rFonts w:ascii="微软雅黑" w:cs="微软雅黑" w:eastAsia="微软雅黑" w:hAnsi="微软雅黑"/>
-                <w:b/>
-                <w:bCs/>
-                <w:sz w:val="20"/>
-                <w:szCs w:val="20"/>
-              </w:rPr>
-              <w:t xml:space="preserve">20</w:t>
-            </w:r>
-          </w:p>
-        </w:tc>
-        <w:tc>
-          <w:tcPr>
-            <w:vAlign w:val="center"/>
-          </w:tcPr>
-          <w:p>
-            <w:pPr>
-              <w:jc w:val="left"/>
-            </w:pPr>
-            <w:r>
-              <w:rPr>
-                <w:rFonts w:ascii="微软雅黑" w:cs="微软雅黑" w:eastAsia="微软雅黑" w:hAnsi="微软雅黑"/>
-                <w:b w:val="false"/>
-                <w:bCs w:val="false"/>
-                <w:sz w:val="20"/>
-                <w:szCs w:val="20"/>
-              </w:rPr>
-              <w:t xml:space="preserve">GND</w:t>
-            </w:r>
-          </w:p>
-        </w:tc>
-        <w:tc>
-          <w:tcPr>
-            <w:vAlign w:val="center"/>
-          </w:tcPr>
-          <w:p>
-            <w:pPr>
-              <w:jc w:val="left"/>
-            </w:pPr>
-            <w:r>
-              <w:rPr>
-                <w:rFonts w:ascii="微软雅黑" w:cs="微软雅黑" w:eastAsia="微软雅黑" w:hAnsi="微软雅黑"/>
-                <w:b w:val="false"/>
-                <w:bCs w:val="false"/>
-                <w:sz w:val="20"/>
-                <w:szCs w:val="20"/>
-              </w:rPr>
-              <w:t xml:space="preserve">GND</w:t>
-            </w:r>
-          </w:p>
-        </w:tc>
-        <w:tc>
-          <w:tcPr>
-            <w:vAlign w:val="center"/>
-          </w:tcPr>
-          <w:p>
-            <w:pPr>
-              <w:jc w:val="left"/>
-            </w:pPr>
-            <w:r>
-              <w:rPr>
-                <w:rFonts w:ascii="微软雅黑" w:cs="微软雅黑" w:eastAsia="微软雅黑" w:hAnsi="微软雅黑"/>
-                <w:b w:val="false"/>
-                <w:bCs w:val="false"/>
-                <w:sz w:val="20"/>
-                <w:szCs w:val="20"/>
-              </w:rPr>
-              <w:t xml:space="preserve">地</w:t>
-            </w:r>
-          </w:p>
-        </w:tc>
-      </w:tr>
-      <w:tr>
-        <w:tc>
-          <w:tcPr>
-            <w:shd w:fill="D9E2F3" w:val="clear"/>
-            <w:vAlign w:val="center"/>
-          </w:tcPr>
-          <w:p>
-            <w:pPr>
-              <w:jc w:val="left"/>
-            </w:pPr>
-            <w:r>
-              <w:rPr>
-                <w:rFonts w:ascii="微软雅黑" w:cs="微软雅黑" w:eastAsia="微软雅黑" w:hAnsi="微软雅黑"/>
-                <w:b/>
-                <w:bCs/>
-                <w:sz w:val="20"/>
-                <w:szCs w:val="20"/>
-              </w:rPr>
-              <w:t xml:space="preserve">21</w:t>
-            </w:r>
-          </w:p>
-        </w:tc>
-        <w:tc>
-          <w:tcPr>
-            <w:vAlign w:val="center"/>
-          </w:tcPr>
-          <w:p>
-            <w:pPr>
-              <w:jc w:val="left"/>
-            </w:pPr>
-            <w:r>
-              <w:rPr>
-                <w:rFonts w:ascii="微软雅黑" w:cs="微软雅黑" w:eastAsia="微软雅黑" w:hAnsi="微软雅黑"/>
-                <w:b w:val="false"/>
-                <w:bCs w:val="false"/>
-                <w:sz w:val="20"/>
-                <w:szCs w:val="20"/>
-              </w:rPr>
-              <w:t xml:space="preserve">P2.0 (A8)</w:t>
-            </w:r>
-          </w:p>
-        </w:tc>
-        <w:tc>
-          <w:tcPr>
-            <w:vAlign w:val="center"/>
-          </w:tcPr>
-          <w:p>
-            <w:pPr>
-              <w:jc w:val="left"/>
-            </w:pPr>
-            <w:r>
-              <w:rPr>
-                <w:rFonts w:ascii="微软雅黑" w:cs="微软雅黑" w:eastAsia="微软雅黑" w:hAnsi="微软雅黑"/>
-                <w:b w:val="false"/>
-                <w:bCs w:val="false"/>
-                <w:sz w:val="20"/>
-                <w:szCs w:val="20"/>
-              </w:rPr>
-              <w:t xml:space="preserve">D1(LED) — 220Ω→GND</w:t>
-            </w:r>
-          </w:p>
-        </w:tc>
-        <w:tc>
-          <w:tcPr>
-            <w:vAlign w:val="center"/>
-          </w:tcPr>
-          <w:p>
-            <w:pPr>
-              <w:jc w:val="left"/>
-            </w:pPr>
-            <w:r>
-              <w:rPr>
-                <w:rFonts w:ascii="微软雅黑" w:cs="微软雅黑" w:eastAsia="微软雅黑" w:hAnsi="微软雅黑"/>
-                <w:b w:val="false"/>
-                <w:bCs w:val="false"/>
-                <w:sz w:val="20"/>
-                <w:szCs w:val="20"/>
-              </w:rPr>
-              <w:t xml:space="preserve">电源指示灯（低电平亮）</w:t>
-            </w:r>
-          </w:p>
-        </w:tc>
-      </w:tr>
-      <w:tr>
-        <w:tc>
-          <w:tcPr>
-            <w:shd w:fill="D9E2F3" w:val="clear"/>
-            <w:vAlign w:val="center"/>
-          </w:tcPr>
-          <w:p>
-            <w:pPr>
-              <w:jc w:val="left"/>
-            </w:pPr>
-            <w:r>
-              <w:rPr>
-                <w:rFonts w:ascii="微软雅黑" w:cs="微软雅黑" w:eastAsia="微软雅黑" w:hAnsi="微软雅黑"/>
-                <w:b/>
-                <w:bCs/>
-                <w:sz w:val="20"/>
-                <w:szCs w:val="20"/>
-              </w:rPr>
-              <w:t xml:space="preserve">22</w:t>
-            </w:r>
-          </w:p>
-        </w:tc>
-        <w:tc>
-          <w:tcPr>
-            <w:vAlign w:val="center"/>
-          </w:tcPr>
-          <w:p>
-            <w:pPr>
-              <w:jc w:val="left"/>
-            </w:pPr>
-            <w:r>
-              <w:rPr>
-                <w:rFonts w:ascii="微软雅黑" w:cs="微软雅黑" w:eastAsia="微软雅黑" w:hAnsi="微软雅黑"/>
-                <w:b w:val="false"/>
-                <w:bCs w:val="false"/>
-                <w:sz w:val="20"/>
-                <w:szCs w:val="20"/>
-              </w:rPr>
-              <w:t xml:space="preserve">P2.1 (A9)</w:t>
-            </w:r>
-          </w:p>
-        </w:tc>
-        <w:tc>
-          <w:tcPr>
-            <w:vAlign w:val="center"/>
-          </w:tcPr>
-          <w:p>
-            <w:pPr>
-              <w:jc w:val="left"/>
-            </w:pPr>
-            <w:r>
-              <w:rPr>
-                <w:rFonts w:ascii="微软雅黑" w:cs="微软雅黑" w:eastAsia="微软雅黑" w:hAnsi="微软雅黑"/>
-                <w:b w:val="false"/>
-                <w:bCs w:val="false"/>
-                <w:sz w:val="20"/>
-                <w:szCs w:val="20"/>
-              </w:rPr>
-              <w:t xml:space="preserve">D2(LED) — 220Ω→GND</w:t>
-            </w:r>
-          </w:p>
-        </w:tc>
-        <w:tc>
-          <w:tcPr>
-            <w:vAlign w:val="center"/>
-          </w:tcPr>
-          <w:p>
-            <w:pPr>
-              <w:jc w:val="left"/>
-            </w:pPr>
-            <w:r>
-              <w:rPr>
-                <w:rFonts w:ascii="微软雅黑" w:cs="微软雅黑" w:eastAsia="微软雅黑" w:hAnsi="微软雅黑"/>
-                <w:b w:val="false"/>
-                <w:bCs w:val="false"/>
-                <w:sz w:val="20"/>
-                <w:szCs w:val="20"/>
-              </w:rPr>
-              <w:t xml:space="preserve">模式指示灯（低电平亮）</w:t>
-            </w:r>
-          </w:p>
-        </w:tc>
-      </w:tr>
-      <w:tr>
-        <w:tc>
-          <w:tcPr>
-            <w:shd w:fill="D9E2F3" w:val="clear"/>
-            <w:vAlign w:val="center"/>
-          </w:tcPr>
-          <w:p>
-            <w:pPr>
-              <w:jc w:val="left"/>
-            </w:pPr>
-            <w:r>
-              <w:rPr>
-                <w:rFonts w:ascii="微软雅黑" w:cs="微软雅黑" w:eastAsia="微软雅黑" w:hAnsi="微软雅黑"/>
-                <w:b/>
-                <w:bCs/>
-                <w:sz w:val="20"/>
-                <w:szCs w:val="20"/>
-              </w:rPr>
-              <w:t xml:space="preserve">23</w:t>
-            </w:r>
-          </w:p>
-        </w:tc>
-        <w:tc>
-          <w:tcPr>
-            <w:vAlign w:val="center"/>
-          </w:tcPr>
-          <w:p>
-            <w:pPr>
-              <w:jc w:val="left"/>
-            </w:pPr>
-            <w:r>
-              <w:rPr>
-                <w:rFonts w:ascii="微软雅黑" w:cs="微软雅黑" w:eastAsia="微软雅黑" w:hAnsi="微软雅黑"/>
-                <w:b w:val="false"/>
-                <w:bCs w:val="false"/>
-                <w:sz w:val="20"/>
-                <w:szCs w:val="20"/>
-              </w:rPr>
-              <w:t xml:space="preserve">P2.2 (A10)</w:t>
+              <w:t xml:space="preserve">24</w:t>
+            </w:r>
+          </w:p>
+        </w:tc>
+        <w:tc>
+          <w:tcPr>
+            <w:vAlign w:val="center"/>
+          </w:tcPr>
+          <w:p>
+            <w:pPr>
+              <w:jc w:val="left"/>
+            </w:pPr>
+            <w:r>
+              <w:rPr>
+                <w:rFonts w:ascii="微软雅黑" w:cs="微软雅黑" w:eastAsia="微软雅黑" w:hAnsi="微软雅黑"/>
+                <w:b w:val="false"/>
+                <w:bCs w:val="false"/>
+                <w:sz w:val="20"/>
+                <w:szCs w:val="20"/>
+              </w:rPr>
+              <w:t xml:space="preserve">P2.3 (A11)</w:t>
             </w:r>
           </w:p>
         </w:tc>
@@ -4540,89 +4463,6 @@
                 <w:sz w:val="20"/>
                 <w:szCs w:val="20"/>
               </w:rPr>
-              <w:t xml:space="preserve">24</w:t>
-            </w:r>
-          </w:p>
-        </w:tc>
-        <w:tc>
-          <w:tcPr>
-            <w:vAlign w:val="center"/>
-          </w:tcPr>
-          <w:p>
-            <w:pPr>
-              <w:jc w:val="left"/>
-            </w:pPr>
-            <w:r>
-              <w:rPr>
-                <w:rFonts w:ascii="微软雅黑" w:cs="微软雅黑" w:eastAsia="微软雅黑" w:hAnsi="微软雅黑"/>
-                <w:b w:val="false"/>
-                <w:bCs w:val="false"/>
-                <w:sz w:val="20"/>
-                <w:szCs w:val="20"/>
-              </w:rPr>
-              <w:t xml:space="preserve">P2.3 (A11)</w:t>
-            </w:r>
-          </w:p>
-        </w:tc>
-        <w:tc>
-          <w:tcPr>
-            <w:vAlign w:val="center"/>
-          </w:tcPr>
-          <w:p>
-            <w:pPr>
-              <w:jc w:val="left"/>
-            </w:pPr>
-            <w:r>
-              <w:rPr>
-                <w:rFonts w:ascii="微软雅黑" w:cs="微软雅黑" w:eastAsia="微软雅黑" w:hAnsi="微软雅黑"/>
-                <w:b w:val="false"/>
-                <w:bCs w:val="false"/>
-                <w:sz w:val="20"/>
-                <w:szCs w:val="20"/>
-              </w:rPr>
-              <w:t xml:space="preserve">不接（悬空）</w:t>
-            </w:r>
-          </w:p>
-        </w:tc>
-        <w:tc>
-          <w:tcPr>
-            <w:vAlign w:val="center"/>
-          </w:tcPr>
-          <w:p>
-            <w:pPr>
-              <w:jc w:val="left"/>
-            </w:pPr>
-            <w:r>
-              <w:rPr>
-                <w:rFonts w:ascii="微软雅黑" w:cs="微软雅黑" w:eastAsia="微软雅黑" w:hAnsi="微软雅黑"/>
-                <w:b w:val="false"/>
-                <w:bCs w:val="false"/>
-                <w:sz w:val="20"/>
-                <w:szCs w:val="20"/>
-              </w:rPr>
-              <w:t xml:space="preserve"/>
-            </w:r>
-          </w:p>
-        </w:tc>
-      </w:tr>
-      <w:tr>
-        <w:tc>
-          <w:tcPr>
-            <w:shd w:fill="D9E2F3" w:val="clear"/>
-            <w:vAlign w:val="center"/>
-          </w:tcPr>
-          <w:p>
-            <w:pPr>
-              <w:jc w:val="left"/>
-            </w:pPr>
-            <w:r>
-              <w:rPr>
-                <w:rFonts w:ascii="微软雅黑" w:cs="微软雅黑" w:eastAsia="微软雅黑" w:hAnsi="微软雅黑"/>
-                <w:b/>
-                <w:bCs/>
-                <w:sz w:val="20"/>
-                <w:szCs w:val="20"/>
-              </w:rPr>
               <w:t xml:space="preserve">25</w:t>
             </w:r>
           </w:p>
@@ -4652,38 +4492,18 @@
             <w:vAlign w:val="center"/>
           </w:tcPr>
           <w:p>
-            <w:pPr>
-              <w:jc w:val="left"/>
-            </w:pPr>
-            <w:r>
-              <w:rPr>
-                <w:rFonts w:ascii="微软雅黑" w:cs="微软雅黑" w:eastAsia="微软雅黑" w:hAnsi="微软雅黑"/>
-                <w:b w:val="false"/>
-                <w:bCs w:val="false"/>
-                <w:sz w:val="20"/>
-                <w:szCs w:val="20"/>
-              </w:rPr>
-              <w:t xml:space="preserve">不接（悬空）</w:t>
-            </w:r>
-          </w:p>
-        </w:tc>
-        <w:tc>
-          <w:tcPr>
-            <w:vAlign w:val="center"/>
-          </w:tcPr>
-          <w:p>
-            <w:pPr>
-              <w:jc w:val="left"/>
-            </w:pPr>
-            <w:r>
-              <w:rPr>
-                <w:rFonts w:ascii="微软雅黑" w:cs="微软雅黑" w:eastAsia="微软雅黑" w:hAnsi="微软雅黑"/>
-                <w:b w:val="false"/>
-                <w:bCs w:val="false"/>
-                <w:sz w:val="20"/>
-                <w:szCs w:val="20"/>
-              </w:rPr>
-              <w:t xml:space="preserve"/>
+            <w:r>
+              <w:t>不接（悬空）</w:t>
+            </w:r>
+          </w:p>
+        </w:tc>
+        <w:tc>
+          <w:tcPr>
+            <w:vAlign w:val="center"/>
+          </w:tcPr>
+          <w:p>
+            <w:r>
+              <w:t>（ULN2003D 驱动，P2.4 不再使用）</w:t>
             </w:r>
           </w:p>
         </w:tc>
@@ -7125,7 +6945,7 @@
           <w:sz w:val="32"/>
           <w:szCs w:val="32"/>
         </w:rPr>
-        <w:t>6. 直流电机接线（L298 驱动）</w:t>
+        <w:t>6. 步进电机接线（ULN2003D 驱动）</w:t>
       </w:r>
     </w:p>
     <w:p>
@@ -7139,7 +6959,7 @@
           <w:sz w:val="20"/>
           <w:szCs w:val="20"/>
         </w:rPr>
-        <w:t>直流电机选用 MOTOR（普通直流电机），通过 L298 双 H 桥驱动。L298 只需接 IN1/IN2 两线控制方向，ENA→+5V 常使能，软件 PWM 调速。</w:t>
+        <w:t>步进电机选用 MOTOR-STEPPER（步进电机），通过 ULN2003D Darlington 阵列驱动。P1.0~P1.3 接 ULN2003 四个输入，输出端接步进电机四相（A/B/C/D），COM 接 +5V。8 拍半步序列 A→AB→B→BC→C→CD→D→DA 实现平滑旋转。</w:t>
       </w:r>
     </w:p>
     <w:p>
@@ -7160,7 +6980,7 @@
           <w:sz w:val="26"/>
           <w:szCs w:val="26"/>
         </w:rPr>
-        <w:t>6.1 接线方式：L298 驱动</w:t>
+        <w:t>6.1 接线方式：ULN2003D 驱动</w:t>
       </w:r>
     </w:p>
     <w:tbl>
@@ -7187,292 +7007,162 @@
             <w:vAlign w:val="center"/>
           </w:tcPr>
           <w:p>
-            <w:pPr>
-              <w:jc w:val="left"/>
-            </w:pPr>
-            <w:r>
-              <w:rPr>
-                <w:rFonts w:ascii="微软雅黑" w:cs="微软雅黑" w:eastAsia="微软雅黑" w:hAnsi="微软雅黑"/>
-                <w:b/>
-                <w:bCs/>
-                <w:sz w:val="20"/>
-                <w:szCs w:val="20"/>
-              </w:rPr>
-              <w:t xml:space="preserve">AT89C52</w:t>
-            </w:r>
-          </w:p>
-        </w:tc>
-        <w:tc>
-          <w:tcPr>
-            <w:shd w:fill="D9E2F3" w:val="clear"/>
-            <w:vAlign w:val="center"/>
-          </w:tcPr>
-          <w:p>
-            <w:pPr>
-              <w:jc w:val="left"/>
-            </w:pPr>
-            <w:r>
-              <w:rPr>
-                <w:rFonts w:ascii="微软雅黑" w:cs="微软雅黑" w:eastAsia="微软雅黑" w:hAnsi="微软雅黑"/>
-                <w:b/>
-                <w:bCs/>
-                <w:sz w:val="20"/>
-                <w:szCs w:val="20"/>
-              </w:rPr>
-              <w:t xml:space="preserve">L298</w:t>
-            </w:r>
-          </w:p>
-        </w:tc>
-        <w:tc>
-          <w:tcPr>
-            <w:shd w:fill="D9E2F3" w:val="clear"/>
-            <w:vAlign w:val="center"/>
-          </w:tcPr>
-          <w:p>
-            <w:pPr>
-              <w:jc w:val="left"/>
-            </w:pPr>
-            <w:r>
-              <w:rPr>
-                <w:rFonts w:ascii="微软雅黑" w:cs="微软雅黑" w:eastAsia="微软雅黑" w:hAnsi="微软雅黑"/>
-                <w:b/>
-                <w:bCs/>
-                <w:sz w:val="20"/>
-                <w:szCs w:val="20"/>
-              </w:rPr>
-              <w:t xml:space="preserve">说明</w:t>
-            </w:r>
-          </w:p>
-        </w:tc>
-      </w:tr>
-      <w:tr>
-        <w:tc>
-          <w:tcPr>
-            <w:shd w:fill="D9E2F3" w:val="clear"/>
-            <w:vAlign w:val="center"/>
-          </w:tcPr>
-          <w:p>
-            <w:r>
-              <w:t>P2.0（pin21）</w:t>
-            </w:r>
-          </w:p>
-        </w:tc>
-        <w:tc>
-          <w:tcPr>
-            <w:vAlign w:val="center"/>
-          </w:tcPr>
-          <w:p>
-            <w:pPr>
-              <w:jc w:val="left"/>
-            </w:pPr>
-            <w:r>
-              <w:rPr>
-                <w:rFonts w:ascii="微软雅黑" w:cs="微软雅黑" w:eastAsia="微软雅黑" w:hAnsi="微软雅黑"/>
-                <w:b w:val="false"/>
-                <w:bCs w:val="false"/>
-                <w:sz w:val="20"/>
-                <w:szCs w:val="20"/>
-              </w:rPr>
-              <w:t xml:space="preserve">IN1</w:t>
-            </w:r>
-          </w:p>
-        </w:tc>
-        <w:tc>
-          <w:tcPr>
-            <w:vAlign w:val="center"/>
-          </w:tcPr>
-          <w:p>
-            <w:pPr>
-              <w:jc w:val="left"/>
-            </w:pPr>
-            <w:r>
-              <w:rPr>
-                <w:rFonts w:ascii="微软雅黑" w:cs="微软雅黑" w:eastAsia="微软雅黑" w:hAnsi="微软雅黑"/>
-                <w:b w:val="false"/>
-                <w:bCs w:val="false"/>
-                <w:sz w:val="20"/>
-                <w:szCs w:val="20"/>
-              </w:rPr>
-              <w:t xml:space="preserve">电机正转控制</w:t>
-            </w:r>
-          </w:p>
-        </w:tc>
-      </w:tr>
-      <w:tr>
-        <w:tc>
-          <w:tcPr>
-            <w:shd w:fill="D9E2F3" w:val="clear"/>
-            <w:vAlign w:val="center"/>
-          </w:tcPr>
-          <w:p>
-            <w:r>
-              <w:t>P2.4（pin25）</w:t>
-            </w:r>
-          </w:p>
-        </w:tc>
-        <w:tc>
-          <w:tcPr>
-            <w:vAlign w:val="center"/>
-          </w:tcPr>
-          <w:p>
-            <w:pPr>
-              <w:jc w:val="left"/>
-            </w:pPr>
-            <w:r>
-              <w:rPr>
-                <w:rFonts w:ascii="微软雅黑" w:cs="微软雅黑" w:eastAsia="微软雅黑" w:hAnsi="微软雅黑"/>
-                <w:b w:val="false"/>
-                <w:bCs w:val="false"/>
-                <w:sz w:val="20"/>
-                <w:szCs w:val="20"/>
-              </w:rPr>
-              <w:t xml:space="preserve">IN2</w:t>
-            </w:r>
-          </w:p>
-        </w:tc>
-        <w:tc>
-          <w:tcPr>
-            <w:vAlign w:val="center"/>
-          </w:tcPr>
-          <w:p>
-            <w:pPr>
-              <w:jc w:val="left"/>
-            </w:pPr>
-            <w:r>
-              <w:rPr>
-                <w:rFonts w:ascii="微软雅黑" w:cs="微软雅黑" w:eastAsia="微软雅黑" w:hAnsi="微软雅黑"/>
-                <w:b w:val="false"/>
-                <w:bCs w:val="false"/>
-                <w:sz w:val="20"/>
-                <w:szCs w:val="20"/>
-              </w:rPr>
-              <w:t xml:space="preserve">电机反转/刹车控制</w:t>
-            </w:r>
-          </w:p>
-        </w:tc>
-      </w:tr>
-      <w:tr>
-        <w:tc>
-          <w:tcPr>
-            <w:shd w:fill="D9E2F3" w:val="clear"/>
-            <w:vAlign w:val="center"/>
-          </w:tcPr>
-          <w:p>
-            <w:pPr>
-              <w:jc w:val="left"/>
-            </w:pPr>
-            <w:r>
-              <w:rPr>
-                <w:rFonts w:ascii="微软雅黑" w:cs="微软雅黑" w:eastAsia="微软雅黑" w:hAnsi="微软雅黑"/>
-                <w:b/>
-                <w:bCs/>
-                <w:sz w:val="20"/>
-                <w:szCs w:val="20"/>
-              </w:rPr>
-              <w:t xml:space="preserve">—</w:t>
-            </w:r>
-          </w:p>
-        </w:tc>
-        <w:tc>
-          <w:tcPr>
-            <w:vAlign w:val="center"/>
-          </w:tcPr>
-          <w:p>
-            <w:pPr>
-              <w:jc w:val="left"/>
-            </w:pPr>
-            <w:r>
-              <w:rPr>
-                <w:rFonts w:ascii="微软雅黑" w:cs="微软雅黑" w:eastAsia="微软雅黑" w:hAnsi="微软雅黑"/>
-                <w:b w:val="false"/>
-                <w:bCs w:val="false"/>
-                <w:sz w:val="20"/>
-                <w:szCs w:val="20"/>
-              </w:rPr>
-              <w:t xml:space="preserve">ENA → +5V</w:t>
-            </w:r>
-          </w:p>
-        </w:tc>
-        <w:tc>
-          <w:tcPr>
-            <w:vAlign w:val="center"/>
-          </w:tcPr>
-          <w:p>
-            <w:pPr>
-              <w:jc w:val="left"/>
-            </w:pPr>
-            <w:r>
-              <w:rPr>
-                <w:rFonts w:ascii="微软雅黑" w:cs="微软雅黑" w:eastAsia="微软雅黑" w:hAnsi="微软雅黑"/>
-                <w:b w:val="false"/>
-                <w:bCs w:val="false"/>
-                <w:sz w:val="20"/>
-                <w:szCs w:val="20"/>
-              </w:rPr>
-              <w:t xml:space="preserve">常使能，IN1/IN2 控制方向</w:t>
-            </w:r>
-          </w:p>
-        </w:tc>
-      </w:tr>
-      <w:tr>
-        <w:tc>
-          <w:tcPr>
-            <w:shd w:fill="D9E2F3" w:val="clear"/>
-            <w:vAlign w:val="center"/>
-          </w:tcPr>
-          <w:p>
-            <w:pPr>
-              <w:jc w:val="left"/>
-            </w:pPr>
-            <w:r>
-              <w:rPr>
-                <w:rFonts w:ascii="微软雅黑" w:cs="微软雅黑" w:eastAsia="微软雅黑" w:hAnsi="微软雅黑"/>
-                <w:b/>
-                <w:bCs/>
-                <w:sz w:val="20"/>
-                <w:szCs w:val="20"/>
-              </w:rPr>
-              <w:t xml:space="preserve">—</w:t>
-            </w:r>
-          </w:p>
-        </w:tc>
-        <w:tc>
-          <w:tcPr>
-            <w:vAlign w:val="center"/>
-          </w:tcPr>
-          <w:p>
-            <w:pPr>
-              <w:jc w:val="left"/>
-            </w:pPr>
-            <w:r>
-              <w:rPr>
-                <w:rFonts w:ascii="微软雅黑" w:cs="微软雅黑" w:eastAsia="微软雅黑" w:hAnsi="微软雅黑"/>
-                <w:b w:val="false"/>
-                <w:bCs w:val="false"/>
-                <w:sz w:val="20"/>
-                <w:szCs w:val="20"/>
-              </w:rPr>
-              <w:t xml:space="preserve">VS → +12V</w:t>
-            </w:r>
-          </w:p>
-        </w:tc>
-        <w:tc>
-          <w:tcPr>
-            <w:vAlign w:val="center"/>
-          </w:tcPr>
-          <w:p>
-            <w:pPr>
-              <w:jc w:val="left"/>
-            </w:pPr>
-            <w:r>
-              <w:rPr>
-                <w:rFonts w:ascii="微软雅黑" w:cs="微软雅黑" w:eastAsia="微软雅黑" w:hAnsi="微软雅黑"/>
-                <w:b w:val="false"/>
-                <w:bCs w:val="false"/>
-                <w:sz w:val="20"/>
-                <w:szCs w:val="20"/>
-              </w:rPr>
-              <w:t xml:space="preserve">电机供电电源</w:t>
+            <w:r>
+              <w:t>AT89C52</w:t>
+            </w:r>
+          </w:p>
+        </w:tc>
+        <w:tc>
+          <w:tcPr>
+            <w:shd w:fill="D9E2F3" w:val="clear"/>
+            <w:vAlign w:val="center"/>
+          </w:tcPr>
+          <w:p>
+            <w:r>
+              <w:t>ULN2003D</w:t>
+            </w:r>
+          </w:p>
+        </w:tc>
+        <w:tc>
+          <w:tcPr>
+            <w:shd w:fill="D9E2F3" w:val="clear"/>
+            <w:vAlign w:val="center"/>
+          </w:tcPr>
+          <w:p>
+            <w:r>
+              <w:t>说明</w:t>
+            </w:r>
+          </w:p>
+        </w:tc>
+      </w:tr>
+      <w:tr>
+        <w:tc>
+          <w:tcPr>
+            <w:shd w:fill="D9E2F3" w:val="clear"/>
+            <w:vAlign w:val="center"/>
+          </w:tcPr>
+          <w:p>
+            <w:r>
+              <w:t>P1.0（pin1）</w:t>
+            </w:r>
+          </w:p>
+        </w:tc>
+        <w:tc>
+          <w:tcPr>
+            <w:vAlign w:val="center"/>
+          </w:tcPr>
+          <w:p>
+            <w:r>
+              <w:t>IN1 → OUT1 → 步进电机 A 相</w:t>
+            </w:r>
+          </w:p>
+        </w:tc>
+        <w:tc>
+          <w:tcPr>
+            <w:vAlign w:val="center"/>
+          </w:tcPr>
+          <w:p>
+            <w:r>
+              <w:t>步进 A 相</w:t>
+            </w:r>
+          </w:p>
+        </w:tc>
+      </w:tr>
+      <w:tr>
+        <w:tc>
+          <w:tcPr>
+            <w:shd w:fill="D9E2F3" w:val="clear"/>
+            <w:vAlign w:val="center"/>
+          </w:tcPr>
+          <w:p>
+            <w:r>
+              <w:t>P1.1（pin2）</w:t>
+            </w:r>
+          </w:p>
+        </w:tc>
+        <w:tc>
+          <w:tcPr>
+            <w:vAlign w:val="center"/>
+          </w:tcPr>
+          <w:p>
+            <w:r>
+              <w:t>IN2 → OUT2 → 步进电机 B 相</w:t>
+            </w:r>
+          </w:p>
+        </w:tc>
+        <w:tc>
+          <w:tcPr>
+            <w:vAlign w:val="center"/>
+          </w:tcPr>
+          <w:p>
+            <w:r>
+              <w:t>步进 B 相</w:t>
+            </w:r>
+          </w:p>
+        </w:tc>
+      </w:tr>
+      <w:tr>
+        <w:tc>
+          <w:tcPr>
+            <w:shd w:fill="D9E2F3" w:val="clear"/>
+            <w:vAlign w:val="center"/>
+          </w:tcPr>
+          <w:p>
+            <w:r>
+              <w:t>P1.2（pin3）</w:t>
+            </w:r>
+          </w:p>
+        </w:tc>
+        <w:tc>
+          <w:tcPr>
+            <w:vAlign w:val="center"/>
+          </w:tcPr>
+          <w:p>
+            <w:r>
+              <w:t>IN3 → OUT3 → 步进电机 C 相</w:t>
+            </w:r>
+          </w:p>
+        </w:tc>
+        <w:tc>
+          <w:tcPr>
+            <w:vAlign w:val="center"/>
+          </w:tcPr>
+          <w:p>
+            <w:r>
+              <w:t>步进 C 相</w:t>
+            </w:r>
+          </w:p>
+        </w:tc>
+      </w:tr>
+      <w:tr>
+        <w:tc>
+          <w:tcPr>
+            <w:shd w:fill="D9E2F3" w:val="clear"/>
+            <w:vAlign w:val="center"/>
+          </w:tcPr>
+          <w:p>
+            <w:r>
+              <w:t>P1.3（pin4）</w:t>
+            </w:r>
+          </w:p>
+        </w:tc>
+        <w:tc>
+          <w:tcPr>
+            <w:vAlign w:val="center"/>
+          </w:tcPr>
+          <w:p>
+            <w:r>
+              <w:t>IN4 → OUT4 → 步进电机 D 相</w:t>
+            </w:r>
+          </w:p>
+        </w:tc>
+        <w:tc>
+          <w:tcPr>
+            <w:vAlign w:val="center"/>
+          </w:tcPr>
+          <w:p>
+            <w:r>
+              <w:t>步进 D 相</w:t>
             </w:r>
           </w:p>
         </w:tc>
@@ -7514,7 +7204,7 @@
           <w:sz w:val="20"/>
           <w:szCs w:val="20"/>
         </w:rPr>
-        <w:t>L298 驱动方式（ENA=1 时）：IN1=1,IN2=0 → 电机正转；IN1=0,IN2=0 → 电机停止（自由停车）。</w:t>
+        <w:t>ULN2003D 的 IN1~IN4（输入）接 AT89C52 的 P1.0~P1.3，OUT1~OUT4（输出）接步进电机 A~D 四相。8 拍半步相位序列：A(0001) → AB(0011) → B(0010) → BC(0110) → C(0100) → CD(1100) → D(1000) → DA(1001)。STEPPER 公共端接 +5V（对于 28BYJ-48 等 5 线步进电机）。</w:t>
       </w:r>
     </w:p>
     <w:p>
@@ -7528,7 +7218,7 @@
           <w:sz w:val="20"/>
           <w:szCs w:val="20"/>
         </w:rPr>
-        <w:t>调速原理：固定 PWM 周期 32ms，导通时间越长 → 电机平均电压越高 → 转速越快。1 档 2ms 通（6%），5 档 30ms 通（94%）。</w:t>
+        <w:t>调速原理：每步进一格后按档位延时 step_delay[档位] ms，延时越短 → 步进越快 → 转速越高。1 档 8ms/步（慢速），5 档 1ms/步（快速）。注意：如果步进电机转向反了，交换 A/D 两相或 B/C 两相的接线即可。</w:t>
       </w:r>
     </w:p>
     <w:p>
@@ -7544,7 +7234,7 @@
           <w:sz w:val="20"/>
           <w:szCs w:val="20"/>
         </w:rPr>
-        <w:t>注意：</w:t>
+        <w:t>注意：如果步进电机转向反了，交换 A/D 两相或 B/C 两相的接线即可。</w:t>
       </w:r>
       <w:r>
         <w:rPr>
@@ -7552,7 +7242,6 @@
           <w:sz w:val="20"/>
           <w:szCs w:val="20"/>
         </w:rPr>
-        <w:t>注意：如果电机转向反了，交换 L298 的 OUT1/OUT2 到电机的两根接线即可。</w:t>
       </w:r>
     </w:p>
     <break/>
@@ -8255,38 +7944,18 @@
             <w:vAlign w:val="center"/>
           </w:tcPr>
           <w:p>
-            <w:pPr>
-              <w:jc w:val="left"/>
-            </w:pPr>
-            <w:r>
-              <w:rPr>
-                <w:rFonts w:ascii="微软雅黑" w:cs="微软雅黑" w:eastAsia="微软雅黑" w:hAnsi="微软雅黑"/>
-                <w:b w:val="false"/>
-                <w:bCs w:val="false"/>
-                <w:sz w:val="20"/>
-                <w:szCs w:val="20"/>
-              </w:rPr>
-              <w:t xml:space="preserve">P2.0（pin21）</w:t>
-            </w:r>
-          </w:p>
-        </w:tc>
-        <w:tc>
-          <w:tcPr>
-            <w:vAlign w:val="center"/>
-          </w:tcPr>
-          <w:p>
-            <w:pPr>
-              <w:jc w:val="left"/>
-            </w:pPr>
-            <w:r>
-              <w:rPr>
-                <w:rFonts w:ascii="微软雅黑" w:cs="微软雅黑" w:eastAsia="微软雅黑" w:hAnsi="微软雅黑"/>
-                <w:b w:val="false"/>
-                <w:bCs w:val="false"/>
-                <w:sz w:val="20"/>
-                <w:szCs w:val="20"/>
-              </w:rPr>
-              <w:t xml:space="preserve">220Ω → GND</w:t>
+            <w:r>
+              <w:t>P3.0（pin10）</w:t>
+            </w:r>
+          </w:p>
+        </w:tc>
+        <w:tc>
+          <w:tcPr>
+            <w:vAlign w:val="center"/>
+          </w:tcPr>
+          <w:p>
+            <w:r>
+              <w:t>220Ω → GND</w:t>
             </w:r>
           </w:p>
         </w:tc>
@@ -8461,18 +8130,8 @@
             <w:vAlign w:val="center"/>
           </w:tcPr>
           <w:p>
-            <w:pPr>
-              <w:jc w:val="left"/>
-            </w:pPr>
-            <w:r>
-              <w:rPr>
-                <w:rFonts w:ascii="微软雅黑" w:cs="微软雅黑" w:eastAsia="微软雅黑" w:hAnsi="微软雅黑"/>
-                <w:b/>
-                <w:bCs/>
-                <w:sz w:val="20"/>
-                <w:szCs w:val="20"/>
-              </w:rPr>
-              <w:t xml:space="preserve">连接目标</w:t>
+            <w:r>
+              <w:t>连接目标（P2.5 与 LCD_RW 共用）</w:t>
             </w:r>
           </w:p>
         </w:tc>
@@ -8526,27 +8185,17 @@
           </w:tcPr>
           <w:p>
             <w:r>
-              <w:t>P3.0（pin10）</w:t>
-            </w:r>
-          </w:p>
-        </w:tc>
-        <w:tc>
-          <w:tcPr>
-            <w:vAlign w:val="center"/>
-          </w:tcPr>
-          <w:p>
-            <w:pPr>
-              <w:jc w:val="left"/>
-            </w:pPr>
-            <w:r>
-              <w:rPr>
-                <w:rFonts w:ascii="微软雅黑" w:cs="微软雅黑" w:eastAsia="微软雅黑" w:hAnsi="微软雅黑"/>
-                <w:b w:val="false"/>
-                <w:bCs w:val="false"/>
-                <w:sz w:val="20"/>
-                <w:szCs w:val="20"/>
-              </w:rPr>
-              <w:t xml:space="preserve">共用于 LCD_RW，代码中关中断保护</w:t>
+              <w:t>P2.5（pin26）— NPN 三极管基极（1KΩ 限流）</w:t>
+            </w:r>
+          </w:p>
+        </w:tc>
+        <w:tc>
+          <w:tcPr>
+            <w:vAlign w:val="center"/>
+          </w:tcPr>
+          <w:p>
+            <w:r>
+              <w:t>无源蜂鸣器，需 2kHz 方波驱动；NPN 发射极→GND，集电极→SPEAKER(-)，SPEAKER(+)→+5V</w:t>
             </w:r>
           </w:p>
         </w:tc>
@@ -8767,7 +8416,7 @@
           <w:sz w:val="20"/>
           <w:szCs w:val="20"/>
         </w:rPr>
-        <w:t>步骤 7：按 KEY1 启动风扇 → 直流电机开始旋转 → LCD 显示档位和模式。</w:t>
+        <w:t>步骤 7：按 KEY1 启动风扇 → 步进电机开始旋转 → LCD 显示档位和模式。</w:t>
       </w:r>
     </w:p>
     <w:p>
@@ -9255,9 +8904,7 @@
           <w:sz w:val="20"/>
           <w:szCs w:val="20"/>
         </w:rPr>
-        <w:t>• 检查 P1.0/P1.1 到 L298.IN1/IN2 的接线是否正确。</w:t>
-        <w:br/>
-        <w:t>• 检查 L298.ENA→+5V、VS→+12V、VSS→+5V 是否全部接好。</w:t>
+        <w:t>• 检查 P1.0~P1.3 到 ULN2003.IN1~IN4 的接线是否正确。</w:t>
       </w:r>
     </w:p>
     <w:p>
@@ -9459,7 +9106,7 @@
           <w:sz w:val="20"/>
           <w:szCs w:val="20"/>
         </w:rPr>
-        <w:t xml:space="preserve">• 检查 BUZZER 正极接 P2.5，负极接 GND。</w:t>
+        <w:t>• 检查 SPEAKER 是否通过 NPN 三极管驱动：P2.5→1KΩ→NPN基极，NPN发射极→GND，NPN集电极→SPEAKER(-)，SPEAKER(+)→+5V。</w:t>
       </w:r>
     </w:p>
     <w:p>
@@ -9473,7 +9120,7 @@
           <w:sz w:val="20"/>
           <w:szCs w:val="20"/>
         </w:rPr>
-        <w:t xml:space="preserve">• 使用 BUZZER（ACTIVE）模型，不要用 BUZZER（DEVICE）。</w:t>
+        <w:t>• 使用 SPEAKER（无源喇叭）模型，2kHz 方波驱动，不要用 BUZZER（有源）。</w:t>
       </w:r>
     </w:p>
     <w:p>

--- a/projects/smart_fan_51/智能风扇_Proteus仿真接线文档_v2.docx
+++ b/projects/smart_fan_51/智能风扇_Proteus仿真接线文档_v2.docx
@@ -2621,7 +2621,7 @@
           </w:tcPr>
           <w:p>
             <w:r>
-              <w:t>ULN2003.IN1 → OUT1 → 步进电机 A 相</w:t>
+              <w:t>ULN2003A.IN1(pin1) → OUT1(pin16) → 步进电机 A 相</w:t>
             </w:r>
           </w:p>
         </w:tc>
@@ -2684,7 +2684,7 @@
           </w:tcPr>
           <w:p>
             <w:r>
-              <w:t>ULN2003.IN2 → OUT2 → 步进电机 B 相</w:t>
+              <w:t>ULN2003A.IN2(pin2) → OUT2(pin15) → 步进电机 B 相</w:t>
             </w:r>
           </w:p>
         </w:tc>
@@ -2747,7 +2747,7 @@
           </w:tcPr>
           <w:p>
             <w:r>
-              <w:t>ULN2003.IN3 → OUT3 → 步进电机 C 相</w:t>
+              <w:t>ULN2003A.IN3(pin3) → OUT3(pin14) → 步进电机 C 相</w:t>
             </w:r>
           </w:p>
         </w:tc>
@@ -2810,7 +2810,7 @@
           </w:tcPr>
           <w:p>
             <w:r>
-              <w:t>ULN2003.IN4 → OUT4 → 步进电机 D 相</w:t>
+              <w:t>ULN2003A.IN4(pin4) → OUT4(pin13) → 步进电机 D 相</w:t>
             </w:r>
           </w:p>
         </w:tc>
@@ -7053,7 +7053,7 @@
           </w:tcPr>
           <w:p>
             <w:r>
-              <w:t>IN1 → OUT1 → 步进电机 A 相</w:t>
+              <w:t>IN1(pin1) → OUT1(pin16) → 步进电机 A 相</w:t>
             </w:r>
           </w:p>
         </w:tc>
@@ -7086,7 +7086,7 @@
           </w:tcPr>
           <w:p>
             <w:r>
-              <w:t>IN2 → OUT2 → 步进电机 B 相</w:t>
+              <w:t>IN2(pin2) → OUT2(pin15) → 步进电机 B 相</w:t>
             </w:r>
           </w:p>
         </w:tc>
@@ -7119,7 +7119,7 @@
           </w:tcPr>
           <w:p>
             <w:r>
-              <w:t>IN3 → OUT3 → 步进电机 C 相</w:t>
+              <w:t>IN3(pin3) → OUT3(pin14) → 步进电机 C 相</w:t>
             </w:r>
           </w:p>
         </w:tc>
@@ -7152,7 +7152,7 @@
           </w:tcPr>
           <w:p>
             <w:r>
-              <w:t>IN4 → OUT4 → 步进电机 D 相</w:t>
+              <w:t>IN4(pin4) → OUT4(pin13) → 步进电机 D 相</w:t>
             </w:r>
           </w:p>
         </w:tc>

--- a/projects/smart_fan_51/智能风扇_Proteus仿真接线文档_v2.docx
+++ b/projects/smart_fan_51/智能风扇_Proteus仿真接线文档_v2.docx
@@ -7168,6 +7168,26 @@
         </w:tc>
       </w:tr>
     </w:tbl>
+    <w:p>
+      <w:r>
+        <w:rPr>
+          <w:b/>
+        </w:rPr>
+        <w:t>⚠ MOTOR-STEPPER 6线引脚排列（左3+右3）:</w:t>
+      </w:r>
+      <w:r>
+        <w:br/>
+      </w:r>
+      <w:r>
+        <w:t xml:space="preserve">左3: A  B  C   右3: D  COM  COM</w:t>
+      </w:r>
+      <w:r>
+        <w:br/>
+      </w:r>
+      <w:r>
+        <w:t>两个COM都接+5V。A/B/C/D对应ULN2003A的OUT1~OUT4(pin16~13)。</w:t>
+      </w:r>
+    </w:p>
     <w:p>
       <w:pPr>
         <w:spacing w:after="60"/>
